--- a/docs/张天阳_个人开发日志.docx
+++ b/docs/张天阳_个人开发日志.docx
@@ -652,7 +652,77 @@
                 <w:sz w:val="24"/>
                 <w:szCs w:val="24"/>
               </w:rPr>
-              <w:t xml:space="preserve"/>
+              <w:t xml:space="preserve">1. 实现全部数据库模型（User, Friendship, Conversation, ConversationMember, Message, File）</w:t>
+            </w:r>
+          </w:p>
+          <w:p>
+            <w:pPr>
+              <w:spacing w:after="40" w:before="40"/>
+            </w:pPr>
+            <w:r>
+              <w:rPr>
+                <w:rFonts w:ascii="SimSun" w:cs="SimSun" w:eastAsia="SimSun" w:hAnsi="SimSun"/>
+                <w:sz w:val="24"/>
+                <w:szCs w:val="24"/>
+              </w:rPr>
+              <w:br/>
+              <w:t xml:space="preserve">2. 实现 Flask 应用工厂、配置文件、扩展初始化</w:t>
+            </w:r>
+          </w:p>
+          <w:p>
+            <w:pPr>
+              <w:spacing w:after="40" w:before="40"/>
+            </w:pPr>
+            <w:r>
+              <w:rPr>
+                <w:rFonts w:ascii="SimSun" w:cs="SimSun" w:eastAsia="SimSun" w:hAnsi="SimSun"/>
+                <w:sz w:val="24"/>
+                <w:szCs w:val="24"/>
+              </w:rPr>
+              <w:br/>
+              <w:t xml:space="preserve">3. 实现 JWT 认证模块（注册/登录/登出）</w:t>
+            </w:r>
+          </w:p>
+          <w:p>
+            <w:pPr>
+              <w:spacing w:after="40" w:before="40"/>
+            </w:pPr>
+            <w:r>
+              <w:rPr>
+                <w:rFonts w:ascii="SimSun" w:cs="SimSun" w:eastAsia="SimSun" w:hAnsi="SimSun"/>
+                <w:sz w:val="24"/>
+                <w:szCs w:val="24"/>
+              </w:rPr>
+              <w:br/>
+              <w:t xml:space="preserve">4. 实现用户资料模块（获取/更新资料）</w:t>
+            </w:r>
+          </w:p>
+          <w:p>
+            <w:pPr>
+              <w:spacing w:after="40" w:before="40"/>
+            </w:pPr>
+            <w:r>
+              <w:rPr>
+                <w:rFonts w:ascii="SimSun" w:cs="SimSun" w:eastAsia="SimSun" w:hAnsi="SimSun"/>
+                <w:sz w:val="24"/>
+                <w:szCs w:val="24"/>
+              </w:rPr>
+              <w:br/>
+              <w:t xml:space="preserve">5. 实现参数校验工具</w:t>
+            </w:r>
+          </w:p>
+          <w:p>
+            <w:pPr>
+              <w:spacing w:after="40" w:before="40"/>
+            </w:pPr>
+            <w:r>
+              <w:rPr>
+                <w:rFonts w:ascii="SimSun" w:cs="SimSun" w:eastAsia="SimSun" w:hAnsi="SimSun"/>
+                <w:sz w:val="24"/>
+                <w:szCs w:val="24"/>
+              </w:rPr>
+              <w:br/>
+              <w:t xml:space="preserve">6. 实现 WebSocket 连接管理</w:t>
             </w:r>
           </w:p>
         </w:tc>
@@ -718,7 +788,175 @@
                 <w:sz w:val="24"/>
                 <w:szCs w:val="24"/>
               </w:rPr>
-              <w:t xml:space="preserve"/>
+              <w:t xml:space="preserve">1. 创建 extensions.py（db, jwt, migrate, socketio, cors 实例）</w:t>
+            </w:r>
+          </w:p>
+          <w:p>
+            <w:pPr>
+              <w:spacing w:after="40" w:before="40"/>
+            </w:pPr>
+            <w:r>
+              <w:rPr>
+                <w:rFonts w:ascii="SimSun" w:cs="SimSun" w:eastAsia="SimSun" w:hAnsi="SimSun"/>
+                <w:sz w:val="24"/>
+                <w:szCs w:val="24"/>
+              </w:rPr>
+              <w:br/>
+              <w:t xml:space="preserve">2. 创建 config.py（MySQL连接、JWT配置、上传限制）</w:t>
+            </w:r>
+          </w:p>
+          <w:p>
+            <w:pPr>
+              <w:spacing w:after="40" w:before="40"/>
+            </w:pPr>
+            <w:r>
+              <w:rPr>
+                <w:rFonts w:ascii="SimSun" w:cs="SimSun" w:eastAsia="SimSun" w:hAnsi="SimSun"/>
+                <w:sz w:val="24"/>
+                <w:szCs w:val="24"/>
+              </w:rPr>
+              <w:br/>
+              <w:t xml:space="preserve">3. 创建 app/__init__.py 应用工厂（create_app）</w:t>
+            </w:r>
+          </w:p>
+          <w:p>
+            <w:pPr>
+              <w:spacing w:after="40" w:before="40"/>
+            </w:pPr>
+            <w:r>
+              <w:rPr>
+                <w:rFonts w:ascii="SimSun" w:cs="SimSun" w:eastAsia="SimSun" w:hAnsi="SimSun"/>
+                <w:sz w:val="24"/>
+                <w:szCs w:val="24"/>
+              </w:rPr>
+              <w:br/>
+              <w:t xml:space="preserve">4. 实现 6 个数据库模型，含 relationship、索引、唯一约束</w:t>
+            </w:r>
+          </w:p>
+          <w:p>
+            <w:pPr>
+              <w:spacing w:after="40" w:before="40"/>
+            </w:pPr>
+            <w:r>
+              <w:rPr>
+                <w:rFonts w:ascii="SimSun" w:cs="SimSun" w:eastAsia="SimSun" w:hAnsi="SimSun"/>
+                <w:sz w:val="24"/>
+                <w:szCs w:val="24"/>
+              </w:rPr>
+              <w:br/>
+              <w:t xml:space="preserve">5. 实现 utils/response.py 统一响应（success/error）</w:t>
+            </w:r>
+          </w:p>
+          <w:p>
+            <w:pPr>
+              <w:spacing w:after="40" w:before="40"/>
+            </w:pPr>
+            <w:r>
+              <w:rPr>
+                <w:rFonts w:ascii="SimSun" w:cs="SimSun" w:eastAsia="SimSun" w:hAnsi="SimSun"/>
+                <w:sz w:val="24"/>
+                <w:szCs w:val="24"/>
+              </w:rPr>
+              <w:br/>
+              <w:t xml:space="preserve">6. 实现 utils/auth.py JWT工具（jwt_required_optional装饰器、get_current_user_id）</w:t>
+            </w:r>
+          </w:p>
+          <w:p>
+            <w:pPr>
+              <w:spacing w:after="40" w:before="40"/>
+            </w:pPr>
+            <w:r>
+              <w:rPr>
+                <w:rFonts w:ascii="SimSun" w:cs="SimSun" w:eastAsia="SimSun" w:hAnsi="SimSun"/>
+                <w:sz w:val="24"/>
+                <w:szCs w:val="24"/>
+              </w:rPr>
+              <w:br/>
+              <w:t xml:space="preserve">7. 实现 utils/validators.py 参数校验（username/password/email/file）</w:t>
+            </w:r>
+          </w:p>
+          <w:p>
+            <w:pPr>
+              <w:spacing w:after="40" w:before="40"/>
+            </w:pPr>
+            <w:r>
+              <w:rPr>
+                <w:rFonts w:ascii="SimSun" w:cs="SimSun" w:eastAsia="SimSun" w:hAnsi="SimSun"/>
+                <w:sz w:val="24"/>
+                <w:szCs w:val="24"/>
+              </w:rPr>
+              <w:br/>
+              <w:t xml:space="preserve">8. 实现 services/auth_service.py（register、login，含密码加密和查重）</w:t>
+            </w:r>
+          </w:p>
+          <w:p>
+            <w:pPr>
+              <w:spacing w:after="40" w:before="40"/>
+            </w:pPr>
+            <w:r>
+              <w:rPr>
+                <w:rFonts w:ascii="SimSun" w:cs="SimSun" w:eastAsia="SimSun" w:hAnsi="SimSun"/>
+                <w:sz w:val="24"/>
+                <w:szCs w:val="24"/>
+              </w:rPr>
+              <w:br/>
+              <w:t xml:space="preserve">9. 实现 routes/auth.py（POST /api/auth/register、/login、/logout）</w:t>
+            </w:r>
+          </w:p>
+          <w:p>
+            <w:pPr>
+              <w:spacing w:after="40" w:before="40"/>
+            </w:pPr>
+            <w:r>
+              <w:rPr>
+                <w:rFonts w:ascii="SimSun" w:cs="SimSun" w:eastAsia="SimSun" w:hAnsi="SimSun"/>
+                <w:sz w:val="24"/>
+                <w:szCs w:val="24"/>
+              </w:rPr>
+              <w:br/>
+              <w:t xml:space="preserve">10. 实现 services/user_service.py（get_profile、update_profile）</w:t>
+            </w:r>
+          </w:p>
+          <w:p>
+            <w:pPr>
+              <w:spacing w:after="40" w:before="40"/>
+            </w:pPr>
+            <w:r>
+              <w:rPr>
+                <w:rFonts w:ascii="SimSun" w:cs="SimSun" w:eastAsia="SimSun" w:hAnsi="SimSun"/>
+                <w:sz w:val="24"/>
+                <w:szCs w:val="24"/>
+              </w:rPr>
+              <w:br/>
+              <w:t xml:space="preserve">11. 实现 routes/user.py（GET/PUT /api/users/profile）</w:t>
+            </w:r>
+          </w:p>
+          <w:p>
+            <w:pPr>
+              <w:spacing w:after="40" w:before="40"/>
+            </w:pPr>
+            <w:r>
+              <w:rPr>
+                <w:rFonts w:ascii="SimSun" w:cs="SimSun" w:eastAsia="SimSun" w:hAnsi="SimSun"/>
+                <w:sz w:val="24"/>
+                <w:szCs w:val="24"/>
+              </w:rPr>
+              <w:br/>
+              <w:t xml:space="preserve">12. 实现 sockets/connect_events.py（connect/disconnect，含状态更新和广播）</w:t>
+            </w:r>
+          </w:p>
+          <w:p>
+            <w:pPr>
+              <w:spacing w:after="40" w:before="40"/>
+            </w:pPr>
+            <w:r>
+              <w:rPr>
+                <w:rFonts w:ascii="SimSun" w:cs="SimSun" w:eastAsia="SimSun" w:hAnsi="SimSun"/>
+                <w:sz w:val="24"/>
+                <w:szCs w:val="24"/>
+              </w:rPr>
+              <w:br/>
+              <w:t xml:space="preserve">13. 修复 auth_service.py：集成 validators 校验，修正返回类型注解</w:t>
             </w:r>
           </w:p>
         </w:tc>
@@ -785,7 +1023,35 @@
                 <w:sz w:val="24"/>
                 <w:szCs w:val="24"/>
               </w:rPr>
-              <w:t xml:space="preserve"/>
+              <w:t xml:space="preserve">1. auth_service.py 写了 validators 但未调用：审计时发现，立即修复</w:t>
+            </w:r>
+          </w:p>
+          <w:p>
+            <w:pPr>
+              <w:spacing w:after="40" w:before="40"/>
+            </w:pPr>
+            <w:r>
+              <w:rPr>
+                <w:rFonts w:ascii="SimSun" w:cs="SimSun" w:eastAsia="SimSun" w:hAnsi="SimSun"/>
+                <w:sz w:val="24"/>
+                <w:szCs w:val="24"/>
+              </w:rPr>
+              <w:br/>
+              <w:t xml:space="preserve">2. connect_events.py disconnect 时无法获取用户ID：通过 request.args 读取 token 解决（已知局限，后续可优化）</w:t>
+            </w:r>
+          </w:p>
+          <w:p>
+            <w:pPr>
+              <w:spacing w:after="40" w:before="40"/>
+            </w:pPr>
+            <w:r>
+              <w:rPr>
+                <w:rFonts w:ascii="SimSun" w:cs="SimSun" w:eastAsia="SimSun" w:hAnsi="SimSun"/>
+                <w:sz w:val="24"/>
+                <w:szCs w:val="24"/>
+              </w:rPr>
+              <w:br/>
+              <w:t xml:space="preserve">3. GitHub token 过期导致 push 失败：重新 gh auth login 解决</w:t>
             </w:r>
           </w:p>
         </w:tc>
@@ -851,7 +1117,35 @@
                 <w:sz w:val="24"/>
                 <w:szCs w:val="24"/>
               </w:rPr>
-              <w:t xml:space="preserve"/>
+              <w:t xml:space="preserve">1. 使用 Claude Code 逐个生成后端代码文件（models、routes、services、utils）</w:t>
+            </w:r>
+          </w:p>
+          <w:p>
+            <w:pPr>
+              <w:spacing w:after="40" w:before="40"/>
+            </w:pPr>
+            <w:r>
+              <w:rPr>
+                <w:rFonts w:ascii="SimSun" w:cs="SimSun" w:eastAsia="SimSun" w:hAnsi="SimSun"/>
+                <w:sz w:val="24"/>
+                <w:szCs w:val="24"/>
+              </w:rPr>
+              <w:br/>
+              <w:t xml:space="preserve">2. 使用 Claude Code 进行项目审计，发现 6 个 bug 风险和 4 个规范问题</w:t>
+            </w:r>
+          </w:p>
+          <w:p>
+            <w:pPr>
+              <w:spacing w:after="40" w:before="40"/>
+            </w:pPr>
+            <w:r>
+              <w:rPr>
+                <w:rFonts w:ascii="SimSun" w:cs="SimSun" w:eastAsia="SimSun" w:hAnsi="SimSun"/>
+                <w:sz w:val="24"/>
+                <w:szCs w:val="24"/>
+              </w:rPr>
+              <w:br/>
+              <w:t xml:space="preserve">3. 使用 Claude Code 修复 auth_service.py 中的 validators 集成问题</w:t>
             </w:r>
           </w:p>
         </w:tc>
@@ -976,7 +1270,77 @@
                 <w:sz w:val="24"/>
                 <w:szCs w:val="24"/>
               </w:rPr>
-              <w:t xml:space="preserve"/>
+              <w:t xml:space="preserve">1. 实现前端基础架构（main.js, App.vue, router, api/request.js, stores/user.js）</w:t>
+            </w:r>
+          </w:p>
+          <w:p>
+            <w:pPr>
+              <w:spacing w:after="40" w:before="40"/>
+            </w:pPr>
+            <w:r>
+              <w:rPr>
+                <w:rFonts w:ascii="SimSun" w:cs="SimSun" w:eastAsia="SimSun" w:hAnsi="SimSun"/>
+                <w:sz w:val="24"/>
+                <w:szCs w:val="24"/>
+              </w:rPr>
+              <w:br/>
+              <w:t xml:space="preserve">2. 实现登录页面（Login.vue）</w:t>
+            </w:r>
+          </w:p>
+          <w:p>
+            <w:pPr>
+              <w:spacing w:after="40" w:before="40"/>
+            </w:pPr>
+            <w:r>
+              <w:rPr>
+                <w:rFonts w:ascii="SimSun" w:cs="SimSun" w:eastAsia="SimSun" w:hAnsi="SimSun"/>
+                <w:sz w:val="24"/>
+                <w:szCs w:val="24"/>
+              </w:rPr>
+              <w:br/>
+              <w:t xml:space="preserve">3. 实现注册页面（Register.vue）</w:t>
+            </w:r>
+          </w:p>
+          <w:p>
+            <w:pPr>
+              <w:spacing w:after="40" w:before="40"/>
+            </w:pPr>
+            <w:r>
+              <w:rPr>
+                <w:rFonts w:ascii="SimSun" w:cs="SimSun" w:eastAsia="SimSun" w:hAnsi="SimSun"/>
+                <w:sz w:val="24"/>
+                <w:szCs w:val="24"/>
+              </w:rPr>
+              <w:br/>
+              <w:t xml:space="preserve">4. 实现个人资料页面（Profile.vue）</w:t>
+            </w:r>
+          </w:p>
+          <w:p>
+            <w:pPr>
+              <w:spacing w:after="40" w:before="40"/>
+            </w:pPr>
+            <w:r>
+              <w:rPr>
+                <w:rFonts w:ascii="SimSun" w:cs="SimSun" w:eastAsia="SimSun" w:hAnsi="SimSun"/>
+                <w:sz w:val="24"/>
+                <w:szCs w:val="24"/>
+              </w:rPr>
+              <w:br/>
+              <w:t xml:space="preserve">5. 生成 API 接口文档</w:t>
+            </w:r>
+          </w:p>
+          <w:p>
+            <w:pPr>
+              <w:spacing w:after="40" w:before="40"/>
+            </w:pPr>
+            <w:r>
+              <w:rPr>
+                <w:rFonts w:ascii="SimSun" w:cs="SimSun" w:eastAsia="SimSun" w:hAnsi="SimSun"/>
+                <w:sz w:val="24"/>
+                <w:szCs w:val="24"/>
+              </w:rPr>
+              <w:br/>
+              <w:t xml:space="preserve">6. 提交并推送代码</w:t>
             </w:r>
           </w:p>
         </w:tc>
@@ -1042,7 +1406,175 @@
                 <w:sz w:val="24"/>
                 <w:szCs w:val="24"/>
               </w:rPr>
-              <w:t xml:space="preserve"/>
+              <w:t xml:space="preserve">1. 创建 package.json（Vue3, Element Plus, Pinia, Vue Router, Axios, Socket.IO）</w:t>
+            </w:r>
+          </w:p>
+          <w:p>
+            <w:pPr>
+              <w:spacing w:after="40" w:before="40"/>
+            </w:pPr>
+            <w:r>
+              <w:rPr>
+                <w:rFonts w:ascii="SimSun" w:cs="SimSun" w:eastAsia="SimSun" w:hAnsi="SimSun"/>
+                <w:sz w:val="24"/>
+                <w:szCs w:val="24"/>
+              </w:rPr>
+              <w:br/>
+              <w:t xml:space="preserve">2. 创建 vite.config.js（端口3000，代理/api和/socket.io到后端5000）</w:t>
+            </w:r>
+          </w:p>
+          <w:p>
+            <w:pPr>
+              <w:spacing w:after="40" w:before="40"/>
+            </w:pPr>
+            <w:r>
+              <w:rPr>
+                <w:rFonts w:ascii="SimSun" w:cs="SimSun" w:eastAsia="SimSun" w:hAnsi="SimSun"/>
+                <w:sz w:val="24"/>
+                <w:szCs w:val="24"/>
+              </w:rPr>
+              <w:br/>
+              <w:t xml:space="preserve">3. 创建 index.html 入口</w:t>
+            </w:r>
+          </w:p>
+          <w:p>
+            <w:pPr>
+              <w:spacing w:after="40" w:before="40"/>
+            </w:pPr>
+            <w:r>
+              <w:rPr>
+                <w:rFonts w:ascii="SimSun" w:cs="SimSun" w:eastAsia="SimSun" w:hAnsi="SimSun"/>
+                <w:sz w:val="24"/>
+                <w:szCs w:val="24"/>
+              </w:rPr>
+              <w:br/>
+              <w:t xml:space="preserve">4. 实现 main.js（注册 Pinia、Router、Element Plus）</w:t>
+            </w:r>
+          </w:p>
+          <w:p>
+            <w:pPr>
+              <w:spacing w:after="40" w:before="40"/>
+            </w:pPr>
+            <w:r>
+              <w:rPr>
+                <w:rFonts w:ascii="SimSun" w:cs="SimSun" w:eastAsia="SimSun" w:hAnsi="SimSun"/>
+                <w:sz w:val="24"/>
+                <w:szCs w:val="24"/>
+              </w:rPr>
+              <w:br/>
+              <w:t xml:space="preserve">5. 实现 App.vue 根组件</w:t>
+            </w:r>
+          </w:p>
+          <w:p>
+            <w:pPr>
+              <w:spacing w:after="40" w:before="40"/>
+            </w:pPr>
+            <w:r>
+              <w:rPr>
+                <w:rFonts w:ascii="SimSun" w:cs="SimSun" w:eastAsia="SimSun" w:hAnsi="SimSun"/>
+                <w:sz w:val="24"/>
+                <w:szCs w:val="24"/>
+              </w:rPr>
+              <w:br/>
+              <w:t xml:space="preserve">6. 实现 router/index.js（/login、/register、/profile路由，未登录跳转守卫）</w:t>
+            </w:r>
+          </w:p>
+          <w:p>
+            <w:pPr>
+              <w:spacing w:after="40" w:before="40"/>
+            </w:pPr>
+            <w:r>
+              <w:rPr>
+                <w:rFonts w:ascii="SimSun" w:cs="SimSun" w:eastAsia="SimSun" w:hAnsi="SimSun"/>
+                <w:sz w:val="24"/>
+                <w:szCs w:val="24"/>
+              </w:rPr>
+              <w:br/>
+              <w:t xml:space="preserve">7. 实现 api/request.js（Axios实例，自动注入token，统一错误处理，401跳登录）</w:t>
+            </w:r>
+          </w:p>
+          <w:p>
+            <w:pPr>
+              <w:spacing w:after="40" w:before="40"/>
+            </w:pPr>
+            <w:r>
+              <w:rPr>
+                <w:rFonts w:ascii="SimSun" w:cs="SimSun" w:eastAsia="SimSun" w:hAnsi="SimSun"/>
+                <w:sz w:val="24"/>
+                <w:szCs w:val="24"/>
+              </w:rPr>
+              <w:br/>
+              <w:t xml:space="preserve">8. 实现 stores/user.js（useUserStore，login/logout/getProfile）</w:t>
+            </w:r>
+          </w:p>
+          <w:p>
+            <w:pPr>
+              <w:spacing w:after="40" w:before="40"/>
+            </w:pPr>
+            <w:r>
+              <w:rPr>
+                <w:rFonts w:ascii="SimSun" w:cs="SimSun" w:eastAsia="SimSun" w:hAnsi="SimSun"/>
+                <w:sz w:val="24"/>
+                <w:szCs w:val="24"/>
+              </w:rPr>
+              <w:br/>
+              <w:t xml:space="preserve">9. 实现 Login.vue（居中卡片、表单校验、loading状态、渐变背景）</w:t>
+            </w:r>
+          </w:p>
+          <w:p>
+            <w:pPr>
+              <w:spacing w:after="40" w:before="40"/>
+            </w:pPr>
+            <w:r>
+              <w:rPr>
+                <w:rFonts w:ascii="SimSun" w:cs="SimSun" w:eastAsia="SimSun" w:hAnsi="SimSun"/>
+                <w:sz w:val="24"/>
+                <w:szCs w:val="24"/>
+              </w:rPr>
+              <w:br/>
+              <w:t xml:space="preserve">10. 实现 Register.vue（用户名/邮箱/密码/确认密码，与Login相同UI风格）</w:t>
+            </w:r>
+          </w:p>
+          <w:p>
+            <w:pPr>
+              <w:spacing w:after="40" w:before="40"/>
+            </w:pPr>
+            <w:r>
+              <w:rPr>
+                <w:rFonts w:ascii="SimSun" w:cs="SimSun" w:eastAsia="SimSun" w:hAnsi="SimSun"/>
+                <w:sz w:val="24"/>
+                <w:szCs w:val="24"/>
+              </w:rPr>
+              <w:br/>
+              <w:t xml:space="preserve">11. 实现 Profile.vue（El Card + El Descriptions展示，支持编辑昵称/头像/签名，退出登录）</w:t>
+            </w:r>
+          </w:p>
+          <w:p>
+            <w:pPr>
+              <w:spacing w:after="40" w:before="40"/>
+            </w:pPr>
+            <w:r>
+              <w:rPr>
+                <w:rFonts w:ascii="SimSun" w:cs="SimSun" w:eastAsia="SimSun" w:hAnsi="SimSun"/>
+                <w:sz w:val="24"/>
+                <w:szCs w:val="24"/>
+              </w:rPr>
+              <w:br/>
+              <w:t xml:space="preserve">12. 生成 docs/api.md（Auth/User模块接口定义、错误码、JWT使用方式、B/C接入说明）</w:t>
+            </w:r>
+          </w:p>
+          <w:p>
+            <w:pPr>
+              <w:spacing w:after="40" w:before="40"/>
+            </w:pPr>
+            <w:r>
+              <w:rPr>
+                <w:rFonts w:ascii="SimSun" w:cs="SimSun" w:eastAsia="SimSun" w:hAnsi="SimSun"/>
+                <w:sz w:val="24"/>
+                <w:szCs w:val="24"/>
+              </w:rPr>
+              <w:br/>
+              <w:t xml:space="preserve">13. 全部代码提交并推送到 feature/A-auth-user 分支</w:t>
             </w:r>
           </w:p>
         </w:tc>
@@ -1109,7 +1641,21 @@
                 <w:sz w:val="24"/>
                 <w:szCs w:val="24"/>
               </w:rPr>
-              <w:t xml:space="preserve"/>
+              <w:t xml:space="preserve">1. 前端文件全部为空需要逐个实现：按依赖顺序从基础设施到页面逐步完成</w:t>
+            </w:r>
+          </w:p>
+          <w:p>
+            <w:pPr>
+              <w:spacing w:after="40" w:before="40"/>
+            </w:pPr>
+            <w:r>
+              <w:rPr>
+                <w:rFonts w:ascii="SimSun" w:cs="SimSun" w:eastAsia="SimSun" w:hAnsi="SimSun"/>
+                <w:sz w:val="24"/>
+                <w:szCs w:val="24"/>
+              </w:rPr>
+              <w:br/>
+              <w:t xml:space="preserve">2. GitHub token 再次过期：重新 gh auth login 后推送成功</w:t>
             </w:r>
           </w:p>
         </w:tc>
@@ -1175,7 +1721,35 @@
                 <w:sz w:val="24"/>
                 <w:szCs w:val="24"/>
               </w:rPr>
-              <w:t xml:space="preserve"/>
+              <w:t xml:space="preserve">1. 使用 Claude Code 生成全部前端基础设施代码</w:t>
+            </w:r>
+          </w:p>
+          <w:p>
+            <w:pPr>
+              <w:spacing w:after="40" w:before="40"/>
+            </w:pPr>
+            <w:r>
+              <w:rPr>
+                <w:rFonts w:ascii="SimSun" w:cs="SimSun" w:eastAsia="SimSun" w:hAnsi="SimSun"/>
+                <w:sz w:val="24"/>
+                <w:szCs w:val="24"/>
+              </w:rPr>
+              <w:br/>
+              <w:t xml:space="preserve">2. 使用 Claude Code 生成三个 Vue 页面（Login/Register/Profile）</w:t>
+            </w:r>
+          </w:p>
+          <w:p>
+            <w:pPr>
+              <w:spacing w:after="40" w:before="40"/>
+            </w:pPr>
+            <w:r>
+              <w:rPr>
+                <w:rFonts w:ascii="SimSun" w:cs="SimSun" w:eastAsia="SimSun" w:hAnsi="SimSun"/>
+                <w:sz w:val="24"/>
+                <w:szCs w:val="24"/>
+              </w:rPr>
+              <w:br/>
+              <w:t xml:space="preserve">3. 使用 Claude Code 自动生成 API 文档（从源码提取接口定义和响应格式）</w:t>
             </w:r>
           </w:p>
         </w:tc>
